--- a/books/nutrition1/en/A Journey into Quranic Nutrition - Volume I -  Building the Balance.docx
+++ b/books/nutrition1/en/A Journey into Quranic Nutrition - Volume I -  Building the Balance.docx
@@ -115,6 +115,14 @@
     </w:p>
     <w:p>
       <w:pPr>
+        <w:bidi w:val="0"/>
+        <w:rPr>
+          <w:rtl/>
+        </w:rPr>
+      </w:pPr>
+    </w:p>
+    <w:p>
+      <w:pPr>
         <w:pStyle w:val="Titre3"/>
         <w:numPr>
           <w:ilvl w:val="0"/>
@@ -3347,8 +3355,21 @@
         <w:t xml:space="preserve">### </w:t>
       </w:r>
       <w:r>
-        <w:t>The Quranic principle</w:t>
-      </w:r>
+        <w:t xml:space="preserve">The </w:t>
+      </w:r>
+      <w:proofErr w:type="spellStart"/>
+      <w:r>
+        <w:t>Quranic</w:t>
+      </w:r>
+      <w:proofErr w:type="spellEnd"/>
+      <w:r>
+        <w:t xml:space="preserve"> </w:t>
+      </w:r>
+      <w:proofErr w:type="spellStart"/>
+      <w:r>
+        <w:t>principle</w:t>
+      </w:r>
+      <w:proofErr w:type="spellEnd"/>
       <w:r>
         <w:rPr>
           <w:rFonts w:cs="Calibri"/>
@@ -3379,8 +3400,45 @@
         <w:t>&gt; **{وَيُحَرِّمُ عَلَيْهِمُ الْخَبَائِثَ}** – "</w:t>
       </w:r>
       <w:r>
-        <w:t>And He prohibits for them the corrupt/filthy things</w:t>
-      </w:r>
+        <w:t xml:space="preserve">And He </w:t>
+      </w:r>
+      <w:proofErr w:type="spellStart"/>
+      <w:r>
+        <w:t>prohibits</w:t>
+      </w:r>
+      <w:proofErr w:type="spellEnd"/>
+      <w:r>
+        <w:t xml:space="preserve"> for </w:t>
+      </w:r>
+      <w:proofErr w:type="spellStart"/>
+      <w:r>
+        <w:t>them</w:t>
+      </w:r>
+      <w:proofErr w:type="spellEnd"/>
+      <w:r>
+        <w:t xml:space="preserve"> the </w:t>
+      </w:r>
+      <w:proofErr w:type="spellStart"/>
+      <w:r>
+        <w:t>corrupt</w:t>
+      </w:r>
+      <w:proofErr w:type="spellEnd"/>
+      <w:r>
+        <w:t>/</w:t>
+      </w:r>
+      <w:proofErr w:type="spellStart"/>
+      <w:r>
+        <w:t>filthy</w:t>
+      </w:r>
+      <w:proofErr w:type="spellEnd"/>
+      <w:r>
+        <w:t xml:space="preserve"> </w:t>
+      </w:r>
+      <w:proofErr w:type="spellStart"/>
+      <w:r>
+        <w:t>things</w:t>
+      </w:r>
+      <w:proofErr w:type="spellEnd"/>
       <w:r>
         <w:rPr>
           <w:rtl/>
@@ -3401,7 +3459,47 @@
         <w:bidi w:val="0"/>
       </w:pPr>
       <w:r>
-        <w:t xml:space="preserve">This is not merely a list of forbidden foods. </w:t>
+        <w:t xml:space="preserve">This </w:t>
+      </w:r>
+      <w:proofErr w:type="spellStart"/>
+      <w:r>
+        <w:t>is</w:t>
+      </w:r>
+      <w:proofErr w:type="spellEnd"/>
+      <w:r>
+        <w:t xml:space="preserve"> not </w:t>
+      </w:r>
+      <w:proofErr w:type="spellStart"/>
+      <w:r>
+        <w:t>merely</w:t>
+      </w:r>
+      <w:proofErr w:type="spellEnd"/>
+      <w:r>
+        <w:t xml:space="preserve"> a </w:t>
+      </w:r>
+      <w:proofErr w:type="spellStart"/>
+      <w:r>
+        <w:t>list</w:t>
+      </w:r>
+      <w:proofErr w:type="spellEnd"/>
+      <w:r>
+        <w:t xml:space="preserve"> of </w:t>
+      </w:r>
+      <w:proofErr w:type="spellStart"/>
+      <w:r>
+        <w:t>forbidden</w:t>
+      </w:r>
+      <w:proofErr w:type="spellEnd"/>
+      <w:r>
+        <w:t xml:space="preserve"> </w:t>
+      </w:r>
+      <w:proofErr w:type="spellStart"/>
+      <w:r>
+        <w:t>foods</w:t>
+      </w:r>
+      <w:proofErr w:type="spellEnd"/>
+      <w:r>
+        <w:t xml:space="preserve">. </w:t>
       </w:r>
       <w:r>
         <w:t>It is a **firewall</w:t>
@@ -4540,23 +4638,159 @@
         <w:t>&gt; **{وَإِذَا مَرِضْتُ فَهُوَ يَشْفِينِ}** – "</w:t>
       </w:r>
       <w:r>
-        <w:t>And when I am sick, He heals me." (Quran 26:80)</w:t>
-      </w:r>
-    </w:p>
-    <w:p>
-      <w:pPr>
-        <w:bidi w:val="0"/>
-        <w:rPr>
-          <w:rtl/>
-        </w:rPr>
-      </w:pPr>
-    </w:p>
-    <w:p>
-      <w:pPr>
-        <w:bidi w:val="0"/>
-      </w:pPr>
-      <w:r>
-        <w:t xml:space="preserve">God is the ultimate healer. But healing occurs through **causes** (food, medicine, rest) and through **preparedness** (inner state, faith, patience). </w:t>
+        <w:t xml:space="preserve">And </w:t>
+      </w:r>
+      <w:proofErr w:type="spellStart"/>
+      <w:r>
+        <w:t>when</w:t>
+      </w:r>
+      <w:proofErr w:type="spellEnd"/>
+      <w:r>
+        <w:t xml:space="preserve"> I </w:t>
+      </w:r>
+      <w:proofErr w:type="spellStart"/>
+      <w:r>
+        <w:t>am</w:t>
+      </w:r>
+      <w:proofErr w:type="spellEnd"/>
+      <w:r>
+        <w:t xml:space="preserve"> </w:t>
+      </w:r>
+      <w:proofErr w:type="spellStart"/>
+      <w:r>
+        <w:t>sick</w:t>
+      </w:r>
+      <w:proofErr w:type="spellEnd"/>
+      <w:r>
+        <w:t xml:space="preserve">, He </w:t>
+      </w:r>
+      <w:proofErr w:type="spellStart"/>
+      <w:r>
+        <w:t>heals</w:t>
+      </w:r>
+      <w:proofErr w:type="spellEnd"/>
+      <w:r>
+        <w:t xml:space="preserve"> me." (Quran 26:80)</w:t>
+      </w:r>
+    </w:p>
+    <w:p>
+      <w:pPr>
+        <w:bidi w:val="0"/>
+        <w:rPr>
+          <w:rtl/>
+        </w:rPr>
+      </w:pPr>
+    </w:p>
+    <w:p>
+      <w:pPr>
+        <w:bidi w:val="0"/>
+      </w:pPr>
+      <w:r>
+        <w:t xml:space="preserve">God </w:t>
+      </w:r>
+      <w:proofErr w:type="spellStart"/>
+      <w:r>
+        <w:t>is</w:t>
+      </w:r>
+      <w:proofErr w:type="spellEnd"/>
+      <w:r>
+        <w:t xml:space="preserve"> the </w:t>
+      </w:r>
+      <w:proofErr w:type="spellStart"/>
+      <w:r>
+        <w:t>ultimate</w:t>
+      </w:r>
+      <w:proofErr w:type="spellEnd"/>
+      <w:r>
+        <w:t xml:space="preserve"> </w:t>
+      </w:r>
+      <w:proofErr w:type="spellStart"/>
+      <w:r>
+        <w:t>healer</w:t>
+      </w:r>
+      <w:proofErr w:type="spellEnd"/>
+      <w:r>
+        <w:t xml:space="preserve">. But </w:t>
+      </w:r>
+      <w:proofErr w:type="spellStart"/>
+      <w:r>
+        <w:t>healing</w:t>
+      </w:r>
+      <w:proofErr w:type="spellEnd"/>
+      <w:r>
+        <w:t xml:space="preserve"> </w:t>
+      </w:r>
+      <w:proofErr w:type="spellStart"/>
+      <w:r>
+        <w:t>occurs</w:t>
+      </w:r>
+      <w:proofErr w:type="spellEnd"/>
+      <w:r>
+        <w:t xml:space="preserve"> </w:t>
+      </w:r>
+      <w:proofErr w:type="spellStart"/>
+      <w:r>
+        <w:t>through</w:t>
+      </w:r>
+      <w:proofErr w:type="spellEnd"/>
+      <w:r>
+        <w:t xml:space="preserve"> **causes** (</w:t>
+      </w:r>
+      <w:proofErr w:type="spellStart"/>
+      <w:r>
+        <w:t>food</w:t>
+      </w:r>
+      <w:proofErr w:type="spellEnd"/>
+      <w:r>
+        <w:t xml:space="preserve">, </w:t>
+      </w:r>
+      <w:proofErr w:type="spellStart"/>
+      <w:r>
+        <w:t>medicine</w:t>
+      </w:r>
+      <w:proofErr w:type="spellEnd"/>
+      <w:r>
+        <w:t xml:space="preserve">, </w:t>
+      </w:r>
+      <w:proofErr w:type="spellStart"/>
+      <w:r>
+        <w:t>rest</w:t>
+      </w:r>
+      <w:proofErr w:type="spellEnd"/>
+      <w:r>
+        <w:t xml:space="preserve">) and </w:t>
+      </w:r>
+      <w:proofErr w:type="spellStart"/>
+      <w:r>
+        <w:t>through</w:t>
+      </w:r>
+      <w:proofErr w:type="spellEnd"/>
+      <w:r>
+        <w:t xml:space="preserve"> **</w:t>
+      </w:r>
+      <w:proofErr w:type="spellStart"/>
+      <w:r>
+        <w:t>preparedness</w:t>
+      </w:r>
+      <w:proofErr w:type="spellEnd"/>
+      <w:r>
+        <w:t>** (</w:t>
+      </w:r>
+      <w:proofErr w:type="spellStart"/>
+      <w:r>
+        <w:t>inner</w:t>
+      </w:r>
+      <w:proofErr w:type="spellEnd"/>
+      <w:r>
+        <w:t xml:space="preserve"> state, </w:t>
+      </w:r>
+      <w:proofErr w:type="spellStart"/>
+      <w:r>
+        <w:t>faith</w:t>
+      </w:r>
+      <w:proofErr w:type="spellEnd"/>
+      <w:r>
+        <w:t xml:space="preserve">, patience). </w:t>
       </w:r>
       <w:r>
         <w:t>The human being is a **participant** in the process, not the absolute commander</w:t>
